--- a/docs/VYROTHON_2026_Event_Budget_Overview.docx
+++ b/docs/VYROTHON_2026_Event_Budget_Overview.docx
@@ -235,14 +235,6 @@
       </w:pPr>
       <w:r>
         <w:t>GDGoC — AIR (Air University)</w:t>
-      </w:r>
-    </w:p>
-    <w:p>
-      <w:pPr>
-        <w:pStyle w:val="ListBullet"/>
-      </w:pPr>
-      <w:r>
-        <w:t>GDGoC — PIEAS (Pakistan Institute of Engineering &amp; Applied Sciences)</w:t>
       </w:r>
     </w:p>
     <w:p>

--- a/docs/VYROTHON_2026_Event_Budget_Overview.docx
+++ b/docs/VYROTHON_2026_Event_Budget_Overview.docx
@@ -235,6 +235,14 @@
       </w:pPr>
       <w:r>
         <w:t>GDGoC — AIR (Air University)</w:t>
+      </w:r>
+    </w:p>
+    <w:p>
+      <w:pPr>
+        <w:pStyle w:val="ListBullet"/>
+      </w:pPr>
+      <w:r>
+        <w:t>MLSA — SZABIST (Shaheed Zulfikar Ali Bhutto Institute of Science and Technology)</w:t>
       </w:r>
     </w:p>
     <w:p>
